--- a/Design Docs/Daily Brief Architechture.docx
+++ b/Design Docs/Daily Brief Architechture.docx
@@ -77,51 +77,27 @@
       </w:r>
       <w:proofErr w:type="spellStart"/>
       <w:r>
-        <w:t>update_habit_</w:t>
-      </w:r>
-      <w:proofErr w:type="gramStart"/>
-      <w:r>
-        <w:t>status</w:t>
+        <w:t>update_habit_status</w:t>
       </w:r>
       <w:proofErr w:type="spellEnd"/>
       <w:r>
-        <w:t>(</w:t>
-      </w:r>
-      <w:proofErr w:type="gramEnd"/>
-      <w:r>
-        <w:t>), </w:t>
+        <w:t>(), </w:t>
       </w:r>
       <w:proofErr w:type="spellStart"/>
       <w:r>
-        <w:t>add_new_</w:t>
-      </w:r>
-      <w:proofErr w:type="gramStart"/>
-      <w:r>
-        <w:t>goal</w:t>
+        <w:t>add_new_goal</w:t>
       </w:r>
       <w:proofErr w:type="spellEnd"/>
       <w:r>
-        <w:t>(</w:t>
-      </w:r>
-      <w:proofErr w:type="gramEnd"/>
-      <w:r>
-        <w:t>), and </w:t>
+        <w:t>(), and </w:t>
       </w:r>
       <w:proofErr w:type="spellStart"/>
       <w:r>
-        <w:t>get_todays_</w:t>
-      </w:r>
-      <w:proofErr w:type="gramStart"/>
-      <w:r>
-        <w:t>metrics</w:t>
+        <w:t>get_todays_metrics</w:t>
       </w:r>
       <w:proofErr w:type="spellEnd"/>
       <w:r>
-        <w:t>(</w:t>
-      </w:r>
-      <w:proofErr w:type="gramEnd"/>
-      <w:r>
-        <w:t>).</w:t>
+        <w:t>().</w:t>
       </w:r>
     </w:p>
     <w:p>
@@ -165,31 +141,15 @@
         <w:t xml:space="preserve"> for today,"</w:t>
       </w:r>
       <w:r>
-        <w:t xml:space="preserve"> and Grace will </w:t>
-      </w:r>
-      <w:proofErr w:type="gramStart"/>
-      <w:r>
-        <w:t>actually trigger</w:t>
-      </w:r>
-      <w:proofErr w:type="gramEnd"/>
-      <w:r>
-        <w:t> </w:t>
+        <w:t> and Grace will actually trigger </w:t>
       </w:r>
       <w:proofErr w:type="spellStart"/>
       <w:r>
-        <w:t>update_habit_</w:t>
-      </w:r>
-      <w:proofErr w:type="gramStart"/>
-      <w:r>
-        <w:t>status</w:t>
+        <w:t>update_habit_status</w:t>
       </w:r>
       <w:proofErr w:type="spellEnd"/>
       <w:r>
-        <w:t>(</w:t>
-      </w:r>
-      <w:proofErr w:type="gramEnd"/>
-      <w:r>
-        <w:t>'</w:t>
+        <w:t>('</w:t>
       </w:r>
       <w:proofErr w:type="spellStart"/>
       <w:r>
@@ -463,15 +423,7 @@
         <w:ind w:left="360"/>
       </w:pPr>
       <w:r>
-        <w:t xml:space="preserve">This table is for your "Quantified Self" data. It tracks things that happen </w:t>
-      </w:r>
-      <w:proofErr w:type="gramStart"/>
-      <w:r>
-        <w:t>on a daily basis</w:t>
-      </w:r>
-      <w:proofErr w:type="gramEnd"/>
-      <w:r>
-        <w:t>.</w:t>
+        <w:t>This table is for your "Quantified Self" data. It tracks things that happen on a daily basis.</w:t>
       </w:r>
     </w:p>
     <w:p>
@@ -663,16 +615,6 @@
         <w:ind w:left="360"/>
       </w:pPr>
     </w:p>
-    <w:p>
-      <w:pPr>
-        <w:ind w:left="360"/>
-      </w:pPr>
-    </w:p>
-    <w:p>
-      <w:pPr>
-        <w:ind w:left="360"/>
-      </w:pPr>
-    </w:p>
     <w:p/>
     <w:p>
       <w:pPr>
@@ -710,32 +652,12 @@
         </w:rPr>
         <w:t xml:space="preserve">Setup </w:t>
       </w:r>
-      <w:proofErr w:type="spellStart"/>
-      <w:r>
-        <w:rPr>
-          <w:b/>
-          <w:bCs/>
-        </w:rPr>
-        <w:t>ChromaDB</w:t>
-      </w:r>
-      <w:proofErr w:type="spellEnd"/>
-      <w:r>
-        <w:rPr>
-          <w:b/>
-          <w:bCs/>
-        </w:rPr>
-        <w:t>:</w:t>
-      </w:r>
-      <w:r>
-        <w:t> Install </w:t>
-      </w:r>
-      <w:proofErr w:type="spellStart"/>
-      <w:r>
-        <w:t>chromadb</w:t>
-      </w:r>
-      <w:proofErr w:type="spellEnd"/>
-      <w:r>
-        <w:t> (it runs locally and saves as a simple SQLite file, which is perfect for privacy and speed).</w:t>
+      <w:r>
+        <w:rPr>
+          <w:b/>
+          <w:bCs/>
+        </w:rPr>
+        <w:t>Pinecone- details given in RAG document</w:t>
       </w:r>
     </w:p>
     <w:p>
@@ -753,15 +675,16 @@
         <w:t>Build the Indexer:</w:t>
       </w:r>
       <w:r>
-        <w:t xml:space="preserve"> In the rag/ folder, write a script that runs at the end of the day. It takes your 30-message conversation history from DynamoDB, summarizes it, generates embeddings, and saves it to </w:t>
-      </w:r>
-      <w:proofErr w:type="spellStart"/>
-      <w:r>
-        <w:t>ChromaDB</w:t>
-      </w:r>
-      <w:proofErr w:type="spellEnd"/>
-      <w:r>
-        <w:t>.</w:t>
+        <w:t xml:space="preserve"> In the rag/ folder, write a script that runs at the end of the day. It takes your </w:t>
+      </w:r>
+      <w:r>
+        <w:t>5</w:t>
+      </w:r>
+      <w:r>
+        <w:t xml:space="preserve">0-message conversation history from DynamoDB, summarizes it, generates embeddings, and saves it to </w:t>
+      </w:r>
+      <w:r>
+        <w:t>pinecone</w:t>
       </w:r>
     </w:p>
     <w:p>
@@ -776,7 +699,6 @@
           <w:b/>
           <w:bCs/>
         </w:rPr>
-        <w:lastRenderedPageBreak/>
         <w:t>Build the Retriever:</w:t>
       </w:r>
       <w:r>
@@ -840,11 +762,9 @@
       <w:r>
         <w:t xml:space="preserve"> Modify main.py so that on the first launch of the day, Grace doesn't just wait for you to speak. Instead, she automatically queries DynamoDB for today's goals, queries </w:t>
       </w:r>
-      <w:proofErr w:type="spellStart"/>
-      <w:r>
-        <w:t>ChromaDB</w:t>
-      </w:r>
-      <w:proofErr w:type="spellEnd"/>
+      <w:r>
+        <w:t>pinecone</w:t>
+      </w:r>
       <w:r>
         <w:t xml:space="preserve"> for recent context on those goals, and generates the Briefing.</w:t>
       </w:r>
@@ -2138,6 +2058,7 @@
   <w:style w:type="character" w:default="1" w:styleId="DefaultParagraphFont">
     <w:name w:val="Default Paragraph Font"/>
     <w:uiPriority w:val="1"/>
+    <w:semiHidden/>
     <w:unhideWhenUsed/>
   </w:style>
   <w:style w:type="table" w:default="1" w:styleId="TableNormal">
